--- a/README.docx
+++ b/README.docx
@@ -259,6 +259,7 @@
         </w:rPr>
         <w:t>Управление множителем размера окна (</w:t>
       </w:r>
+      <w:proofErr w:type="spellStart"/>
       <w:r>
         <w:rPr>
           <w:rFonts w:ascii="Arial" w:hAnsi="Arial" w:cs="Arial"/>
@@ -268,6 +269,7 @@
         </w:rPr>
         <w:t>mult</w:t>
       </w:r>
+      <w:proofErr w:type="spellEnd"/>
       <w:r>
         <w:rPr>
           <w:rFonts w:ascii="Arial" w:hAnsi="Arial" w:cs="Arial"/>
@@ -1837,6 +1839,122 @@
           <w:rFonts w:ascii="Arial" w:hAnsi="Arial" w:cs="Arial"/>
         </w:rPr>
         <w:t>. Если сохранения нет, игра возвращается в меню.</w:t>
+      </w:r>
+    </w:p>
+    <w:p>
+      <w:pPr>
+        <w:pStyle w:val="ListParagraph"/>
+        <w:numPr>
+          <w:ilvl w:val="0"/>
+          <w:numId w:val="9"/>
+        </w:numPr>
+        <w:spacing w:line="360" w:lineRule="auto"/>
+        <w:rPr>
+          <w:rFonts w:ascii="Arial" w:hAnsi="Arial" w:cs="Arial"/>
+          <w:b/>
+          <w:bCs/>
+        </w:rPr>
+      </w:pPr>
+      <w:r>
+        <w:rPr>
+          <w:rFonts w:ascii="Arial" w:hAnsi="Arial" w:cs="Arial"/>
+          <w:b/>
+          <w:bCs/>
+        </w:rPr>
+        <w:t xml:space="preserve">Выход в меню по нажатию </w:t>
+      </w:r>
+      <w:r>
+        <w:rPr>
+          <w:rFonts w:ascii="Arial" w:hAnsi="Arial" w:cs="Arial"/>
+          <w:b/>
+          <w:bCs/>
+        </w:rPr>
+        <w:t>клавиши</w:t>
+      </w:r>
+      <w:r>
+        <w:rPr>
+          <w:rFonts w:ascii="Arial" w:hAnsi="Arial" w:cs="Arial"/>
+          <w:b/>
+          <w:bCs/>
+        </w:rPr>
+        <w:t xml:space="preserve"> «</w:t>
+      </w:r>
+      <w:r>
+        <w:rPr>
+          <w:rFonts w:ascii="Arial" w:hAnsi="Arial" w:cs="Arial"/>
+          <w:b/>
+          <w:bCs/>
+          <w:lang w:val="en-US"/>
+        </w:rPr>
+        <w:t>ESC</w:t>
+      </w:r>
+      <w:r>
+        <w:rPr>
+          <w:rFonts w:ascii="Arial" w:hAnsi="Arial" w:cs="Arial"/>
+          <w:b/>
+          <w:bCs/>
+          <w:lang w:val="en-US"/>
+        </w:rPr>
+        <w:t>APE</w:t>
+      </w:r>
+      <w:r>
+        <w:rPr>
+          <w:rFonts w:ascii="Arial" w:hAnsi="Arial" w:cs="Arial"/>
+          <w:b/>
+          <w:bCs/>
+        </w:rPr>
+        <w:t>»</w:t>
+      </w:r>
+    </w:p>
+    <w:p>
+      <w:pPr>
+        <w:pStyle w:val="ListParagraph"/>
+        <w:numPr>
+          <w:ilvl w:val="1"/>
+          <w:numId w:val="9"/>
+        </w:numPr>
+        <w:spacing w:line="360" w:lineRule="auto"/>
+        <w:rPr>
+          <w:rFonts w:ascii="Arial" w:hAnsi="Arial" w:cs="Arial"/>
+        </w:rPr>
+      </w:pPr>
+      <w:r>
+        <w:rPr>
+          <w:rFonts w:ascii="Arial" w:hAnsi="Arial" w:cs="Arial"/>
+        </w:rPr>
+        <w:t xml:space="preserve">В игре при нажатии </w:t>
+      </w:r>
+      <w:r>
+        <w:rPr>
+          <w:rFonts w:ascii="Arial" w:hAnsi="Arial" w:cs="Arial"/>
+        </w:rPr>
+        <w:t>клавиши «</w:t>
+      </w:r>
+      <w:r>
+        <w:rPr>
+          <w:rFonts w:ascii="Arial" w:hAnsi="Arial" w:cs="Arial"/>
+          <w:lang w:val="en-US"/>
+        </w:rPr>
+        <w:t>ESC</w:t>
+      </w:r>
+      <w:r>
+        <w:rPr>
+          <w:rFonts w:ascii="Arial" w:hAnsi="Arial" w:cs="Arial"/>
+          <w:lang w:val="en-US"/>
+        </w:rPr>
+        <w:t>APE</w:t>
+      </w:r>
+      <w:r>
+        <w:rPr>
+          <w:rFonts w:ascii="Arial" w:hAnsi="Arial" w:cs="Arial"/>
+        </w:rPr>
+        <w:t>»</w:t>
+      </w:r>
+      <w:r>
+        <w:rPr>
+          <w:rFonts w:ascii="Arial" w:hAnsi="Arial" w:cs="Arial"/>
+        </w:rPr>
+        <w:t xml:space="preserve"> осуществляется завершение игры и выход в меню</w:t>
       </w:r>
     </w:p>
     <w:p>
@@ -2411,12 +2529,21 @@
                 <w:rFonts w:ascii="Arial" w:hAnsi="Arial" w:cs="Arial"/>
               </w:rPr>
             </w:pPr>
-            <w:r>
-              <w:rPr>
-                <w:rFonts w:ascii="Arial" w:hAnsi="Arial" w:cs="Arial"/>
-                <w:lang w:val="en-US"/>
-              </w:rPr>
-              <w:t>hard_mode_=0</w:t>
+            <w:proofErr w:type="spellStart"/>
+            <w:r>
+              <w:rPr>
+                <w:rFonts w:ascii="Arial" w:hAnsi="Arial" w:cs="Arial"/>
+                <w:lang w:val="en-US"/>
+              </w:rPr>
+              <w:t>hard_mode</w:t>
+            </w:r>
+            <w:proofErr w:type="spellEnd"/>
+            <w:r>
+              <w:rPr>
+                <w:rFonts w:ascii="Arial" w:hAnsi="Arial" w:cs="Arial"/>
+                <w:lang w:val="en-US"/>
+              </w:rPr>
+              <w:t>_=0</w:t>
             </w:r>
           </w:p>
         </w:tc>
@@ -2534,6 +2661,7 @@
                 <w:lang w:val="en-US"/>
               </w:rPr>
             </w:pPr>
+            <w:proofErr w:type="spellStart"/>
             <w:r>
               <w:rPr>
                 <w:rFonts w:ascii="Arial" w:hAnsi="Arial" w:cs="Arial"/>
@@ -2555,12 +2683,29 @@
               </w:rPr>
               <w:t>set</w:t>
             </w:r>
-            <w:r>
-              <w:rPr>
-                <w:rFonts w:ascii="Arial" w:hAnsi="Arial" w:cs="Arial"/>
-                <w:lang w:val="en-US"/>
-              </w:rPr>
-              <w:t>_[0]=1</w:t>
+            <w:proofErr w:type="spellEnd"/>
+            <w:r>
+              <w:rPr>
+                <w:rFonts w:ascii="Arial" w:hAnsi="Arial" w:cs="Arial"/>
+                <w:lang w:val="en-US"/>
+              </w:rPr>
+              <w:t>_[</w:t>
+            </w:r>
+            <w:proofErr w:type="gramStart"/>
+            <w:r>
+              <w:rPr>
+                <w:rFonts w:ascii="Arial" w:hAnsi="Arial" w:cs="Arial"/>
+                <w:lang w:val="en-US"/>
+              </w:rPr>
+              <w:t>0]=</w:t>
+            </w:r>
+            <w:proofErr w:type="gramEnd"/>
+            <w:r>
+              <w:rPr>
+                <w:rFonts w:ascii="Arial" w:hAnsi="Arial" w:cs="Arial"/>
+                <w:lang w:val="en-US"/>
+              </w:rPr>
+              <w:t>1</w:t>
             </w:r>
             <w:r>
               <w:rPr>
@@ -2569,6 +2714,7 @@
               </w:rPr>
               <w:br/>
             </w:r>
+            <w:proofErr w:type="spellStart"/>
             <w:r>
               <w:rPr>
                 <w:rFonts w:ascii="Arial" w:hAnsi="Arial" w:cs="Arial"/>
@@ -2590,12 +2736,29 @@
               </w:rPr>
               <w:t>set</w:t>
             </w:r>
-            <w:r>
-              <w:rPr>
-                <w:rFonts w:ascii="Arial" w:hAnsi="Arial" w:cs="Arial"/>
-                <w:lang w:val="en-US"/>
-              </w:rPr>
-              <w:t>_[1]=11</w:t>
+            <w:proofErr w:type="spellEnd"/>
+            <w:r>
+              <w:rPr>
+                <w:rFonts w:ascii="Arial" w:hAnsi="Arial" w:cs="Arial"/>
+                <w:lang w:val="en-US"/>
+              </w:rPr>
+              <w:t>_[</w:t>
+            </w:r>
+            <w:proofErr w:type="gramStart"/>
+            <w:r>
+              <w:rPr>
+                <w:rFonts w:ascii="Arial" w:hAnsi="Arial" w:cs="Arial"/>
+                <w:lang w:val="en-US"/>
+              </w:rPr>
+              <w:t>1]=</w:t>
+            </w:r>
+            <w:proofErr w:type="gramEnd"/>
+            <w:r>
+              <w:rPr>
+                <w:rFonts w:ascii="Arial" w:hAnsi="Arial" w:cs="Arial"/>
+                <w:lang w:val="en-US"/>
+              </w:rPr>
+              <w:t>11</w:t>
             </w:r>
             <w:r>
               <w:rPr>
@@ -2604,6 +2767,7 @@
               </w:rPr>
               <w:br/>
             </w:r>
+            <w:proofErr w:type="spellStart"/>
             <w:r>
               <w:rPr>
                 <w:rFonts w:ascii="Arial" w:hAnsi="Arial" w:cs="Arial"/>
@@ -2625,12 +2789,22 @@
               </w:rPr>
               <w:t>set</w:t>
             </w:r>
-            <w:r>
-              <w:rPr>
-                <w:rFonts w:ascii="Arial" w:hAnsi="Arial" w:cs="Arial"/>
-                <w:lang w:val="en-US"/>
-              </w:rPr>
-              <w:t>_[2]=10</w:t>
+            <w:proofErr w:type="spellEnd"/>
+            <w:proofErr w:type="gramStart"/>
+            <w:r>
+              <w:rPr>
+                <w:rFonts w:ascii="Arial" w:hAnsi="Arial" w:cs="Arial"/>
+                <w:lang w:val="en-US"/>
+              </w:rPr>
+              <w:t>_[2]=</w:t>
+            </w:r>
+            <w:proofErr w:type="gramEnd"/>
+            <w:r>
+              <w:rPr>
+                <w:rFonts w:ascii="Arial" w:hAnsi="Arial" w:cs="Arial"/>
+                <w:lang w:val="en-US"/>
+              </w:rPr>
+              <w:t>10</w:t>
             </w:r>
           </w:p>
           <w:p>
@@ -2641,6 +2815,7 @@
                 <w:lang w:val="en-US"/>
               </w:rPr>
             </w:pPr>
+            <w:proofErr w:type="spellStart"/>
             <w:r>
               <w:rPr>
                 <w:rFonts w:ascii="Arial" w:hAnsi="Arial" w:cs="Arial"/>
@@ -2662,12 +2837,22 @@
               </w:rPr>
               <w:t>set</w:t>
             </w:r>
-            <w:r>
-              <w:rPr>
-                <w:rFonts w:ascii="Arial" w:hAnsi="Arial" w:cs="Arial"/>
-                <w:lang w:val="en-US"/>
-              </w:rPr>
-              <w:t>_[3]=12</w:t>
+            <w:proofErr w:type="spellEnd"/>
+            <w:proofErr w:type="gramStart"/>
+            <w:r>
+              <w:rPr>
+                <w:rFonts w:ascii="Arial" w:hAnsi="Arial" w:cs="Arial"/>
+                <w:lang w:val="en-US"/>
+              </w:rPr>
+              <w:t>_[3]=</w:t>
+            </w:r>
+            <w:proofErr w:type="gramEnd"/>
+            <w:r>
+              <w:rPr>
+                <w:rFonts w:ascii="Arial" w:hAnsi="Arial" w:cs="Arial"/>
+                <w:lang w:val="en-US"/>
+              </w:rPr>
+              <w:t>12</w:t>
             </w:r>
           </w:p>
           <w:p>
@@ -2678,6 +2863,7 @@
                 <w:lang w:val="en-US"/>
               </w:rPr>
             </w:pPr>
+            <w:proofErr w:type="spellStart"/>
             <w:r>
               <w:rPr>
                 <w:rFonts w:ascii="Arial" w:hAnsi="Arial" w:cs="Arial"/>
@@ -2699,12 +2885,22 @@
               </w:rPr>
               <w:t>set</w:t>
             </w:r>
-            <w:r>
-              <w:rPr>
-                <w:rFonts w:ascii="Arial" w:hAnsi="Arial" w:cs="Arial"/>
-                <w:lang w:val="en-US"/>
-              </w:rPr>
-              <w:t>_[4]=0</w:t>
+            <w:proofErr w:type="spellEnd"/>
+            <w:proofErr w:type="gramStart"/>
+            <w:r>
+              <w:rPr>
+                <w:rFonts w:ascii="Arial" w:hAnsi="Arial" w:cs="Arial"/>
+                <w:lang w:val="en-US"/>
+              </w:rPr>
+              <w:t>_[4]=</w:t>
+            </w:r>
+            <w:proofErr w:type="gramEnd"/>
+            <w:r>
+              <w:rPr>
+                <w:rFonts w:ascii="Arial" w:hAnsi="Arial" w:cs="Arial"/>
+                <w:lang w:val="en-US"/>
+              </w:rPr>
+              <w:t>0</w:t>
             </w:r>
           </w:p>
           <w:p>
@@ -2715,6 +2911,7 @@
                 <w:lang w:val="en-US"/>
               </w:rPr>
             </w:pPr>
+            <w:proofErr w:type="spellStart"/>
             <w:r>
               <w:rPr>
                 <w:rFonts w:ascii="Arial" w:hAnsi="Arial" w:cs="Arial"/>
@@ -2736,12 +2933,22 @@
               </w:rPr>
               <w:t>set</w:t>
             </w:r>
-            <w:r>
-              <w:rPr>
-                <w:rFonts w:ascii="Arial" w:hAnsi="Arial" w:cs="Arial"/>
-                <w:lang w:val="en-US"/>
-              </w:rPr>
-              <w:t>_[5]=2</w:t>
+            <w:proofErr w:type="spellEnd"/>
+            <w:proofErr w:type="gramStart"/>
+            <w:r>
+              <w:rPr>
+                <w:rFonts w:ascii="Arial" w:hAnsi="Arial" w:cs="Arial"/>
+                <w:lang w:val="en-US"/>
+              </w:rPr>
+              <w:t>_[5]=</w:t>
+            </w:r>
+            <w:proofErr w:type="gramEnd"/>
+            <w:r>
+              <w:rPr>
+                <w:rFonts w:ascii="Arial" w:hAnsi="Arial" w:cs="Arial"/>
+                <w:lang w:val="en-US"/>
+              </w:rPr>
+              <w:t>2</w:t>
             </w:r>
           </w:p>
         </w:tc>
@@ -2839,6 +3046,7 @@
                 <w:rFonts w:ascii="Arial" w:hAnsi="Arial" w:cs="Arial"/>
                 <w:lang w:val="en-US"/>
               </w:rPr>
+              <w:lastRenderedPageBreak/>
               <w:t>probability</w:t>
             </w:r>
             <w:r>
@@ -3106,12 +3314,12 @@
                 <w:lang w:val="en-US"/>
               </w:rPr>
             </w:pPr>
-            <w:r>
-              <w:rPr>
-                <w:rFonts w:ascii="Arial" w:hAnsi="Arial" w:cs="Arial"/>
-                <w:lang w:val="en-US"/>
-              </w:rPr>
-              <w:lastRenderedPageBreak/>
+            <w:proofErr w:type="spellStart"/>
+            <w:r>
+              <w:rPr>
+                <w:rFonts w:ascii="Arial" w:hAnsi="Arial" w:cs="Arial"/>
+                <w:lang w:val="en-US"/>
+              </w:rPr>
               <w:t>size</w:t>
             </w:r>
             <w:r>
@@ -3128,6 +3336,7 @@
               </w:rPr>
               <w:t>x</w:t>
             </w:r>
+            <w:proofErr w:type="spellEnd"/>
             <w:r>
               <w:rPr>
                 <w:rFonts w:ascii="Arial" w:hAnsi="Arial" w:cs="Arial"/>
@@ -3144,6 +3353,7 @@
                 <w:lang w:val="en-US"/>
               </w:rPr>
             </w:pPr>
+            <w:proofErr w:type="spellStart"/>
             <w:r>
               <w:rPr>
                 <w:rFonts w:ascii="Arial" w:hAnsi="Arial" w:cs="Arial"/>
@@ -3165,6 +3375,7 @@
               </w:rPr>
               <w:t>y</w:t>
             </w:r>
+            <w:proofErr w:type="spellEnd"/>
             <w:r>
               <w:rPr>
                 <w:rFonts w:ascii="Arial" w:hAnsi="Arial" w:cs="Arial"/>
@@ -3179,6 +3390,7 @@
               </w:rPr>
               <w:br/>
             </w:r>
+            <w:proofErr w:type="spellStart"/>
             <w:r>
               <w:rPr>
                 <w:rFonts w:ascii="Arial" w:hAnsi="Arial" w:cs="Arial"/>
@@ -3200,6 +3412,7 @@
               </w:rPr>
               <w:t>z</w:t>
             </w:r>
+            <w:proofErr w:type="spellEnd"/>
             <w:r>
               <w:rPr>
                 <w:rFonts w:ascii="Arial" w:hAnsi="Arial" w:cs="Arial"/>

--- a/README.docx
+++ b/README.docx
@@ -1787,7 +1787,25 @@
         <w:rPr>
           <w:rFonts w:ascii="Arial" w:hAnsi="Arial" w:cs="Arial"/>
         </w:rPr>
-        <w:t>).</w:t>
+        <w:t>)</w:t>
+      </w:r>
+      <w:r>
+        <w:rPr>
+          <w:rFonts w:ascii="Arial" w:hAnsi="Arial" w:cs="Arial"/>
+        </w:rPr>
+        <w:t xml:space="preserve">, </w:t>
+      </w:r>
+      <w:r>
+        <w:rPr>
+          <w:rFonts w:ascii="Arial" w:hAnsi="Arial" w:cs="Arial"/>
+        </w:rPr>
+        <w:t>если файл с таким именем уже существует, то он перезаписывается</w:t>
+      </w:r>
+      <w:r>
+        <w:rPr>
+          <w:rFonts w:ascii="Arial" w:hAnsi="Arial" w:cs="Arial"/>
+        </w:rPr>
+        <w:t>.</w:t>
       </w:r>
     </w:p>
     <w:p>
@@ -1922,39 +1940,20 @@
         <w:rPr>
           <w:rFonts w:ascii="Arial" w:hAnsi="Arial" w:cs="Arial"/>
         </w:rPr>
-        <w:t xml:space="preserve">В игре при нажатии </w:t>
-      </w:r>
-      <w:r>
-        <w:rPr>
-          <w:rFonts w:ascii="Arial" w:hAnsi="Arial" w:cs="Arial"/>
-        </w:rPr>
-        <w:t>клавиши «</w:t>
+        <w:t>В игре при нажатии клавиши «</w:t>
       </w:r>
       <w:r>
         <w:rPr>
           <w:rFonts w:ascii="Arial" w:hAnsi="Arial" w:cs="Arial"/>
           <w:lang w:val="en-US"/>
         </w:rPr>
-        <w:t>ESC</w:t>
-      </w:r>
-      <w:r>
-        <w:rPr>
-          <w:rFonts w:ascii="Arial" w:hAnsi="Arial" w:cs="Arial"/>
-          <w:lang w:val="en-US"/>
-        </w:rPr>
-        <w:t>APE</w:t>
-      </w:r>
-      <w:r>
-        <w:rPr>
-          <w:rFonts w:ascii="Arial" w:hAnsi="Arial" w:cs="Arial"/>
-        </w:rPr>
-        <w:t>»</w:t>
-      </w:r>
-      <w:r>
-        <w:rPr>
-          <w:rFonts w:ascii="Arial" w:hAnsi="Arial" w:cs="Arial"/>
-        </w:rPr>
-        <w:t xml:space="preserve"> осуществляется завершение игры и выход в меню</w:t>
+        <w:t>ESCAPE</w:t>
+      </w:r>
+      <w:r>
+        <w:rPr>
+          <w:rFonts w:ascii="Arial" w:hAnsi="Arial" w:cs="Arial"/>
+        </w:rPr>
+        <w:t>» осуществляется завершение игры и выход в меню</w:t>
       </w:r>
     </w:p>
     <w:p>
